--- a/worlds/korvin-merrow/file-review/upload/filesystem/nephrology_consultation_05212026.docx
+++ b/worlds/korvin-merrow/file-review/upload/filesystem/nephrology_consultation_05212026.docx
@@ -739,7 +739,7 @@
       <w:r>
         <w:rPr>
           <w:rFonts w:ascii="Arial" w:hAnsi="Arial"/>
-          <w:b/>
+          <w:b w:val="0"/>
           <w:sz w:val="19"/>
         </w:rPr>
         <w:t>staged rather than simultaneous</w:t>
@@ -997,7 +997,7 @@
       <w:r>
         <w:rPr>
           <w:rFonts w:ascii="Arial" w:hAnsi="Arial"/>
-          <w:b/>
+          <w:b w:val="0"/>
           <w:sz w:val="19"/>
         </w:rPr>
         <w:t>not</w:t>
